--- a/itinerary/stockholm-parents-uk.docx
+++ b/itinerary/stockholm-parents-uk.docx
@@ -1043,7 +1043,7 @@
                 <w:sz w:val="20"/>
                 <w:szCs w:val="20"/>
               </w:rPr>
-              <w:t xml:space="preserve">17:40</w:t>
+              <w:t xml:space="preserve">17:30</w:t>
             </w:r>
           </w:p>
         </w:tc>
@@ -1076,7 +1076,7 @@
                 <w:sz w:val="20"/>
                 <w:szCs w:val="20"/>
               </w:rPr>
-              <w:t xml:space="preserve">Захід сонця на Fjällgatan</w:t>
+              <w:t xml:space="preserve">Захід сонця з ліфта Katarinahissen</w:t>
             </w:r>
           </w:p>
         </w:tc>
@@ -1107,7 +1107,7 @@
                 <w:sz w:val="19"/>
                 <w:szCs w:val="19"/>
               </w:rPr>
-              <w:t xml:space="preserve">Через Slussen угору, ~15 хв. Сонце сідає ~18:05</w:t>
+              <w:t xml:space="preserve">Біля Slussen, ліфт на 38 м, 08:00–22:00. Сонце сідає ~18:05</w:t>
             </w:r>
           </w:p>
         </w:tc>
@@ -1209,7 +1209,7 @@
                 <w:sz w:val="19"/>
                 <w:szCs w:val="19"/>
               </w:rPr>
-              <w:t xml:space="preserve">Від Slussen червона лінія 3 зупинки, далі 7 хв пішки</w:t>
+              <w:t xml:space="preserve">Ліфтом униз до Slussen, червона лінія 3 зупинки, далі 7 хв пішки</w:t>
             </w:r>
           </w:p>
         </w:tc>
@@ -2774,7 +2774,7 @@
                 <w:sz w:val="20"/>
                 <w:szCs w:val="20"/>
               </w:rPr>
-              <w:t xml:space="preserve">Вечеря в Tabbouli (ліванська кухня)</w:t>
+              <w:t xml:space="preserve">Вечеря в Tabbouli (ліванська кухня) або вдома</w:t>
             </w:r>
           </w:p>
         </w:tc>
@@ -2805,7 +2805,7 @@
                 <w:sz w:val="19"/>
                 <w:szCs w:val="19"/>
               </w:rPr>
-              <w:t xml:space="preserve">Tavastgatan 22 · тел. 08-429 82 55</w:t>
+              <w:t xml:space="preserve">Tavastgatan 22 · тел. 08-429 82 55. Додому: від Zinkensdamm червона + синя лінія, ~35 хв</w:t>
             </w:r>
           </w:p>
         </w:tc>
@@ -3753,6 +3753,36 @@
           <w:szCs w:val="20"/>
         </w:rPr>
         <w:t xml:space="preserve">360 крон, для людей від 65 років дешевше. Діє в метро, трамваї, на кораблику і поїзді. Збір Арланди платиться окремо.</w:t>
+      </w:r>
+    </w:p>
+    <w:p>
+      <w:pPr>
+        <w:pStyle w:val="ListParagraph"/>
+        <w:numPr>
+          <w:ilvl w:val="0"/>
+          <w:numId w:val="2"/>
+        </w:numPr>
+        <w:spacing w:after="50" w:before="0"/>
+      </w:pPr>
+      <w:r>
+        <w:rPr>
+          <w:rFonts w:ascii="Calibri" w:cs="Calibri" w:eastAsia="Calibri" w:hAnsi="Calibri"/>
+          <w:b/>
+          <w:bCs/>
+          <w:color w:val="15202B"/>
+          <w:sz w:val="20"/>
+          <w:szCs w:val="20"/>
+        </w:rPr>
+        <w:t xml:space="preserve">Середа, інший маршрут після Скансену: </w:t>
+      </w:r>
+      <w:r>
+        <w:rPr>
+          <w:rFonts w:ascii="Calibri" w:cs="Calibri" w:eastAsia="Calibri" w:hAnsi="Calibri"/>
+          <w:color w:val="15202B"/>
+          <w:sz w:val="20"/>
+          <w:szCs w:val="20"/>
+        </w:rPr>
+        <w:t xml:space="preserve">о 13:30 пішки через Djurgårdsbron і Strandvägen до Nybroplan (~30 хв, або трамвай 7), фіка в Stora Bageriet (Sibyllegatan 2, до 18:00), далі 15 хв пішки до палацу. Кораблик назад і Skeppsbro Bageri тоді пропускаємо.</w:t>
       </w:r>
     </w:p>
     <w:p>
